--- a/submissions/Stanley_Okafor_COMP2154_Project_Overview.docx
+++ b/submissions/Stanley_Okafor_COMP2154_Project_Overview.docx
@@ -146,7 +146,7 @@
         <w:spacing w:after="120" w:before="240"/>
       </w:pPr>
       <w:r>
-        <w:t xml:space="preserve">Week 10 Position</w:t>
+        <w:t xml:space="preserve">Final Status</w:t>
       </w:r>
     </w:p>
     <w:p/>
@@ -155,68 +155,77 @@
         <w:spacing w:after="80"/>
       </w:pPr>
       <w:r>
-        <w:t xml:space="preserve">By Week 10, the repository should show:</w:t>
-      </w:r>
-    </w:p>
-    <w:p/>
-    <w:p>
-      <w:pPr>
-        <w:pStyle w:val="ListParagraph"/>
-        <w:numPr>
-          <w:ilvl w:val="0"/>
-          <w:numId w:val="1"/>
-        </w:numPr>
-      </w:pPr>
-      <w:r>
-        <w:t xml:space="preserve">feature implementation underway</w:t>
-      </w:r>
-    </w:p>
-    <w:p>
-      <w:pPr>
-        <w:pStyle w:val="ListParagraph"/>
-        <w:numPr>
-          <w:ilvl w:val="0"/>
-          <w:numId w:val="1"/>
-        </w:numPr>
-      </w:pPr>
-      <w:r>
-        <w:t xml:space="preserve">an integrated frontend and backend structure</w:t>
-      </w:r>
-    </w:p>
-    <w:p>
-      <w:pPr>
-        <w:pStyle w:val="ListParagraph"/>
-        <w:numPr>
-          <w:ilvl w:val="0"/>
-          <w:numId w:val="1"/>
-        </w:numPr>
-      </w:pPr>
-      <w:r>
-        <w:t xml:space="preserve">testing documentation</w:t>
-      </w:r>
-    </w:p>
-    <w:p>
-      <w:pPr>
-        <w:pStyle w:val="ListParagraph"/>
-        <w:numPr>
-          <w:ilvl w:val="0"/>
-          <w:numId w:val="1"/>
-        </w:numPr>
-      </w:pPr>
-      <w:r>
-        <w:t xml:space="preserve">defect logging capability</w:t>
-      </w:r>
-    </w:p>
-    <w:p>
-      <w:pPr>
-        <w:pStyle w:val="ListParagraph"/>
-        <w:numPr>
-          <w:ilvl w:val="0"/>
-          <w:numId w:val="1"/>
-        </w:numPr>
-      </w:pPr>
-      <w:r>
-        <w:t xml:space="preserve">evidence folders for screenshots and report materials</w:t>
+        <w:t xml:space="preserve">The project is complete. All deliverables have been submitted:</w:t>
+      </w:r>
+    </w:p>
+    <w:p/>
+    <w:p>
+      <w:pPr>
+        <w:pStyle w:val="ListParagraph"/>
+        <w:numPr>
+          <w:ilvl w:val="0"/>
+          <w:numId w:val="1"/>
+        </w:numPr>
+      </w:pPr>
+      <w:r>
+        <w:t xml:space="preserve">Requirements Gathering Report</w:t>
+      </w:r>
+    </w:p>
+    <w:p>
+      <w:pPr>
+        <w:pStyle w:val="ListParagraph"/>
+        <w:numPr>
+          <w:ilvl w:val="0"/>
+          <w:numId w:val="1"/>
+        </w:numPr>
+      </w:pPr>
+      <w:r>
+        <w:t xml:space="preserve">Project Proposal</w:t>
+      </w:r>
+    </w:p>
+    <w:p>
+      <w:pPr>
+        <w:pStyle w:val="ListParagraph"/>
+        <w:numPr>
+          <w:ilvl w:val="0"/>
+          <w:numId w:val="1"/>
+        </w:numPr>
+      </w:pPr>
+      <w:r>
+        <w:t xml:space="preserve">Progress Reports 1–4</w:t>
+      </w:r>
+    </w:p>
+    <w:p>
+      <w:pPr>
+        <w:pStyle w:val="ListParagraph"/>
+        <w:numPr>
+          <w:ilvl w:val="0"/>
+          <w:numId w:val="1"/>
+        </w:numPr>
+      </w:pPr>
+      <w:r>
+        <w:t xml:space="preserve">Final Report</w:t>
+      </w:r>
+    </w:p>
+    <w:p>
+      <w:pPr>
+        <w:pStyle w:val="ListParagraph"/>
+        <w:numPr>
+          <w:ilvl w:val="0"/>
+          <w:numId w:val="1"/>
+        </w:numPr>
+      </w:pPr>
+      <w:r>
+        <w:t xml:space="preserve">Final Presentation</w:t>
+      </w:r>
+    </w:p>
+    <w:p/>
+    <w:p>
+      <w:pPr>
+        <w:spacing w:after="80"/>
+      </w:pPr>
+      <w:r>
+        <w:t xml:space="preserve">The application is deployed at: https://job-application-tracker-rz65.onrender.com</w:t>
       </w:r>
     </w:p>
     <w:p/>
